--- a/docs/説明資料_PAI最終課題.docx
+++ b/docs/説明資料_PAI最終課題.docx
@@ -1719,7 +1719,7 @@
           <w:rFonts w:ascii="游ゴシック" w:hAnsi="游ゴシック" w:eastAsia="游ゴシック" w:cs="游ゴシック"/>
           <w:b w:val="0"/>
         </w:rPr>
-        <w:t>MuJoCo Playground は、初めて使うときに mujoco_menagerie 全体をダウンロードしようとする。G1 だけを取ってきて、リンクを置く：</w:t>
+        <w:t>MuJoCo Playground は、初めて使うときに mujoco_menagerie 全体をダウンロードしようとする。G1 だけを取ってきて、リンクを置く（どのコマンドも、このリポジトリのいちばん上のフォルダで行う）：</w:t>
       </w:r>
     </w:p>
     <w:tbl>
@@ -1738,13 +1738,76 @@
             <w:shd w:val="clear" w:color="auto" w:fill="F2F2F2"/>
           </w:tcPr>
           <w:p>
-            <w:r/>
             <w:r>
               <w:rPr>
                 <w:rFonts w:ascii="Consolas" w:hAnsi="Consolas" w:eastAsia="Consolas" w:cs="Consolas"/>
                 <w:sz w:val="17"/>
               </w:rPr>
-              <w:t>mkdir -p third_party &amp;&amp; cd third_party &amp;&amp; git clone --depth 1 --filter=blob:none --sparse https://github.com/google-deepmind/mujoco_menagerie.git &amp;&amp; cd mujoco_menagerie &amp;&amp; git sparse-checkout set unitree_g1</w:t>
+              <w:t>git clone --depth 1 --filter=blob:none --sparse https://github.com/google-deepmind/mujoco_menagerie.git third_party/mujoco_menagerie</w:t>
+            </w:r>
+          </w:p>
+        </w:tc>
+      </w:tr>
+    </w:tbl>
+    <w:p>
+      <w:pPr>
+        <w:spacing w:after="40"/>
+      </w:pPr>
+    </w:p>
+    <w:tbl>
+      <w:tblPr>
+        <w:tblStyle w:val="TableGrid"/>
+        <w:tblW w:type="auto" w:w="0"/>
+        <w:tblLook w:firstColumn="1" w:firstRow="1" w:lastColumn="0" w:lastRow="0" w:noHBand="0" w:noVBand="1" w:val="04A0"/>
+      </w:tblPr>
+      <w:tblGrid>
+        <w:gridCol w:w="9638"/>
+      </w:tblGrid>
+      <w:tr>
+        <w:tc>
+          <w:tcPr>
+            <w:tcW w:type="dxa" w:w="9638"/>
+            <w:shd w:val="clear" w:color="auto" w:fill="F2F2F2"/>
+          </w:tcPr>
+          <w:p>
+            <w:r>
+              <w:rPr>
+                <w:rFonts w:ascii="Consolas" w:hAnsi="Consolas" w:eastAsia="Consolas" w:cs="Consolas"/>
+                <w:sz w:val="17"/>
+              </w:rPr>
+              <w:t>git -C third_party/mujoco_menagerie sparse-checkout set unitree_g1</w:t>
+            </w:r>
+          </w:p>
+        </w:tc>
+      </w:tr>
+    </w:tbl>
+    <w:p>
+      <w:pPr>
+        <w:spacing w:after="40"/>
+      </w:pPr>
+    </w:p>
+    <w:tbl>
+      <w:tblPr>
+        <w:tblStyle w:val="TableGrid"/>
+        <w:tblW w:type="auto" w:w="0"/>
+        <w:tblLook w:firstColumn="1" w:firstRow="1" w:lastColumn="0" w:lastRow="0" w:noHBand="0" w:noVBand="1" w:val="04A0"/>
+      </w:tblPr>
+      <w:tblGrid>
+        <w:gridCol w:w="9638"/>
+      </w:tblGrid>
+      <w:tr>
+        <w:tc>
+          <w:tcPr>
+            <w:tcW w:type="dxa" w:w="9638"/>
+            <w:shd w:val="clear" w:color="auto" w:fill="F2F2F2"/>
+          </w:tcPr>
+          <w:p>
+            <w:r>
+              <w:rPr>
+                <w:rFonts w:ascii="Consolas" w:hAnsi="Consolas" w:eastAsia="Consolas" w:cs="Consolas"/>
+                <w:sz w:val="17"/>
+              </w:rPr>
+              <w:t>mkdir -p .venv_mjx/lib/python3.12/site-packages/mujoco_playground/external_deps</w:t>
             </w:r>
           </w:p>
         </w:tc>
@@ -4192,7 +4255,7 @@
           <w:rFonts w:ascii="游ゴシック" w:hAnsi="游ゴシック" w:eastAsia="游ゴシック" w:cs="游ゴシック"/>
           <w:b w:val="0"/>
         </w:rPr>
-        <w:t>GPU で 100 体ずつ、学習の環境の中の場面（運ぶ・受け取る・降ろす・止まって降ろす・置く）を試す：</w:t>
+        <w:t>簡単な学習の環境（平らな床だけの場所）の場面（運ぶ・受け取る・降ろす・止まって降ろす・置く）で、GPU で 100 体ずつ試す。事務所の場面で学習した方策（carry24 など）は、この試しでは低く出るので、事務所の場面で試す（5.2）：</w:t>
       </w:r>
     </w:p>
     <w:tbl>
@@ -4217,7 +4280,7 @@
                 <w:rFonts w:ascii="Consolas" w:hAnsi="Consolas" w:eastAsia="Consolas" w:cs="Consolas"/>
                 <w:sz w:val="17"/>
               </w:rPr>
-              <w:t>.venv_mjx/bin/python scripts/eval_carry.py --name carry24b_1</w:t>
+              <w:t>.venv_mjx/bin/python scripts/eval_carry.py --name carry10</w:t>
             </w:r>
           </w:p>
         </w:tc>
